--- a/server/template.docx
+++ b/server/template.docx
@@ -5,6 +5,8 @@
     <w:p>
       <w:pPr>
         <w:pStyle w:val="a3"/>
+        <w:spacing w:line="276" w:lineRule="auto"/>
+        <w:ind w:left="0" w:firstLine="0"/>
         <w:jc w:val="center"/>
         <w:rPr>
           <w:rFonts w:cs="Times New Roman"/>
@@ -22,6 +24,7 @@
     <w:p>
       <w:pPr>
         <w:pStyle w:val="a3"/>
+        <w:ind w:left="0" w:firstLine="0"/>
         <w:jc w:val="center"/>
         <w:rPr>
           <w:rFonts w:cs="Times New Roman"/>
@@ -32,6 +35,8 @@
     <w:p>
       <w:pPr>
         <w:pStyle w:val="a3"/>
+        <w:spacing w:line="276" w:lineRule="auto"/>
+        <w:ind w:left="0" w:firstLine="0"/>
         <w:jc w:val="center"/>
         <w:rPr>
           <w:rFonts w:cs="Times New Roman"/>
@@ -49,6 +54,8 @@
     <w:p>
       <w:pPr>
         <w:pStyle w:val="a3"/>
+        <w:spacing w:line="276" w:lineRule="auto"/>
+        <w:ind w:left="0" w:firstLine="0"/>
         <w:jc w:val="center"/>
         <w:rPr>
           <w:rFonts w:cs="Times New Roman"/>
@@ -66,6 +73,8 @@
     <w:p>
       <w:pPr>
         <w:pStyle w:val="a3"/>
+        <w:spacing w:line="276" w:lineRule="auto"/>
+        <w:ind w:left="0" w:firstLine="0"/>
         <w:jc w:val="center"/>
         <w:rPr>
           <w:rFonts w:cs="Times New Roman"/>
@@ -85,6 +94,8 @@
     <w:p>
       <w:pPr>
         <w:pStyle w:val="a3"/>
+        <w:spacing w:line="276" w:lineRule="auto"/>
+        <w:ind w:left="0" w:firstLine="0"/>
         <w:jc w:val="center"/>
         <w:rPr>
           <w:rFonts w:cs="Times New Roman"/>
@@ -104,6 +115,8 @@
     <w:p>
       <w:pPr>
         <w:pStyle w:val="a3"/>
+        <w:spacing w:line="276" w:lineRule="auto"/>
+        <w:ind w:left="0" w:firstLine="0"/>
         <w:jc w:val="center"/>
         <w:rPr>
           <w:rFonts w:cs="Times New Roman"/>
@@ -120,6 +133,7 @@
     </w:p>
     <w:p>
       <w:pPr>
+        <w:ind w:firstLine="0"/>
         <w:jc w:val="center"/>
         <w:rPr>
           <w:szCs w:val="28"/>
@@ -287,7 +301,42 @@
     </w:p>
     <w:p>
       <w:pPr>
-        <w:ind w:firstLine="0"/>
+        <w:spacing w:line="240" w:lineRule="auto"/>
+        <w:ind w:firstLine="0"/>
+        <w:jc w:val="right"/>
+        <w:rPr>
+          <w:szCs w:val="28"/>
+          <w:lang w:eastAsia="ru-RU"/>
+        </w:rPr>
+      </w:pPr>
+    </w:p>
+    <w:p>
+      <w:pPr>
+        <w:spacing w:line="240" w:lineRule="auto"/>
+        <w:ind w:firstLine="0"/>
+        <w:jc w:val="right"/>
+        <w:rPr>
+          <w:szCs w:val="28"/>
+          <w:lang w:eastAsia="ru-RU"/>
+        </w:rPr>
+      </w:pPr>
+    </w:p>
+    <w:p>
+      <w:pPr>
+        <w:spacing w:line="240" w:lineRule="auto"/>
+        <w:ind w:firstLine="0"/>
+        <w:jc w:val="center"/>
+        <w:rPr>
+          <w:szCs w:val="28"/>
+          <w:lang w:eastAsia="ru-RU"/>
+        </w:rPr>
+      </w:pPr>
+    </w:p>
+    <w:p>
+      <w:pPr>
+        <w:spacing w:line="240" w:lineRule="auto"/>
+        <w:ind w:firstLine="0"/>
+        <w:jc w:val="center"/>
         <w:rPr>
           <w:b/>
           <w:spacing w:val="60"/>
@@ -297,6 +346,8 @@
     </w:p>
     <w:p>
       <w:pPr>
+        <w:spacing w:line="240" w:lineRule="auto"/>
+        <w:ind w:firstLine="0"/>
         <w:jc w:val="center"/>
         <w:rPr>
           <w:b/>
@@ -307,6 +358,8 @@
     </w:p>
     <w:p>
       <w:pPr>
+        <w:spacing w:line="240" w:lineRule="auto"/>
+        <w:ind w:firstLine="0"/>
         <w:jc w:val="center"/>
         <w:rPr>
           <w:b/>
@@ -317,391 +370,337 @@
     </w:p>
     <w:p>
       <w:pPr>
+        <w:ind w:firstLine="0"/>
         <w:jc w:val="center"/>
         <w:rPr>
-          <w:b/>
-          <w:spacing w:val="60"/>
-          <w:szCs w:val="28"/>
-        </w:rPr>
-      </w:pPr>
-    </w:p>
-    <w:p>
-      <w:pPr>
+          <w:sz w:val="32"/>
+          <w:szCs w:val="28"/>
+        </w:rPr>
+      </w:pPr>
+      <w:r>
+        <w:rPr>
+          <w:sz w:val="32"/>
+          <w:szCs w:val="28"/>
+        </w:rPr>
+        <w:t>ОТЧЕТ</w:t>
+      </w:r>
+    </w:p>
+    <w:p>
+      <w:pPr>
+        <w:ind w:firstLine="0"/>
+        <w:rPr>
+          <w:szCs w:val="28"/>
+        </w:rPr>
+      </w:pPr>
+    </w:p>
+    <w:p>
+      <w:pPr>
+        <w:suppressAutoHyphens/>
+        <w:ind w:firstLine="0"/>
         <w:jc w:val="center"/>
         <w:rPr>
-          <w:sz w:val="32"/>
-          <w:szCs w:val="28"/>
-        </w:rPr>
-      </w:pPr>
-      <w:r>
-        <w:rPr>
-          <w:sz w:val="32"/>
-          <w:szCs w:val="28"/>
-        </w:rPr>
-        <w:t>ОТЧЕТ</w:t>
-      </w:r>
-    </w:p>
-    <w:p>
-      <w:pPr>
-        <w:rPr>
-          <w:szCs w:val="28"/>
-        </w:rPr>
-      </w:pPr>
-    </w:p>
-    <w:p>
-      <w:pPr>
-        <w:tabs>
-          <w:tab w:val="left" w:pos="0"/>
-        </w:tabs>
-        <w:spacing w:line="256" w:lineRule="auto"/>
+          <w:sz w:val="40"/>
+          <w:szCs w:val="32"/>
+        </w:rPr>
+      </w:pPr>
+      <w:r>
+        <w:rPr>
+          <w:sz w:val="40"/>
+          <w:szCs w:val="32"/>
+        </w:rPr>
+        <w:t>{</w:t>
+      </w:r>
+      <w:proofErr w:type="spellStart"/>
+      <w:r>
+        <w:rPr>
+          <w:sz w:val="40"/>
+          <w:szCs w:val="32"/>
+        </w:rPr>
+        <w:t>reportType</w:t>
+      </w:r>
+      <w:proofErr w:type="spellEnd"/>
+      <w:r>
+        <w:rPr>
+          <w:sz w:val="40"/>
+          <w:szCs w:val="32"/>
+        </w:rPr>
+        <w:t>}</w:t>
+      </w:r>
+      <w:r>
+        <w:rPr>
+          <w:sz w:val="40"/>
+          <w:szCs w:val="32"/>
+        </w:rPr>
+        <w:t xml:space="preserve"> </w:t>
+      </w:r>
+      <w:r>
+        <w:rPr>
+          <w:sz w:val="40"/>
+          <w:szCs w:val="32"/>
+        </w:rPr>
+        <w:t>{</w:t>
+      </w:r>
+      <w:proofErr w:type="spellStart"/>
+      <w:r>
+        <w:rPr>
+          <w:sz w:val="40"/>
+          <w:szCs w:val="32"/>
+        </w:rPr>
+        <w:t>workNumber</w:t>
+      </w:r>
+      <w:proofErr w:type="spellEnd"/>
+      <w:r>
+        <w:rPr>
+          <w:sz w:val="40"/>
+          <w:szCs w:val="32"/>
+        </w:rPr>
+        <w:t>}</w:t>
+      </w:r>
+      <w:r>
+        <w:rPr>
+          <w:sz w:val="40"/>
+          <w:szCs w:val="32"/>
+        </w:rPr>
+        <w:t xml:space="preserve">. </w:t>
+      </w:r>
+      <w:r>
+        <w:rPr>
+          <w:sz w:val="40"/>
+          <w:szCs w:val="32"/>
+        </w:rPr>
+        <w:t>{title}</w:t>
+      </w:r>
+    </w:p>
+    <w:p>
+      <w:pPr>
+        <w:ind w:firstLine="0"/>
+        <w:rPr>
+          <w:szCs w:val="28"/>
+        </w:rPr>
+      </w:pPr>
+    </w:p>
+    <w:p>
+      <w:pPr>
+        <w:ind w:firstLine="0"/>
+        <w:rPr>
+          <w:szCs w:val="28"/>
+        </w:rPr>
+      </w:pPr>
+    </w:p>
+    <w:p>
+      <w:pPr>
+        <w:ind w:firstLine="0"/>
+        <w:jc w:val="right"/>
+        <w:rPr>
+          <w:szCs w:val="28"/>
+        </w:rPr>
+      </w:pPr>
+    </w:p>
+    <w:p>
+      <w:pPr>
+        <w:ind w:firstLine="0"/>
+        <w:jc w:val="right"/>
+        <w:rPr>
+          <w:szCs w:val="28"/>
+        </w:rPr>
+      </w:pPr>
+      <w:r>
+        <w:rPr>
+          <w:szCs w:val="28"/>
+        </w:rPr>
+        <w:t>Выполнил обучающийся</w:t>
+      </w:r>
+    </w:p>
+    <w:p>
+      <w:pPr>
+        <w:ind w:firstLine="0"/>
+        <w:jc w:val="right"/>
+        <w:rPr>
+          <w:szCs w:val="28"/>
+        </w:rPr>
+      </w:pPr>
+      <w:r>
+        <w:rPr>
+          <w:szCs w:val="28"/>
+        </w:rPr>
+        <w:t xml:space="preserve">группы </w:t>
+      </w:r>
+      <w:r>
+        <w:rPr>
+          <w:szCs w:val="28"/>
+        </w:rPr>
+        <w:t>{</w:t>
+      </w:r>
+      <w:proofErr w:type="spellStart"/>
+      <w:r>
+        <w:rPr>
+          <w:szCs w:val="28"/>
+        </w:rPr>
+        <w:t>studentGroup</w:t>
+      </w:r>
+      <w:proofErr w:type="spellEnd"/>
+      <w:r>
+        <w:rPr>
+          <w:szCs w:val="28"/>
+        </w:rPr>
+        <w:t>}</w:t>
+      </w:r>
+    </w:p>
+    <w:p>
+      <w:pPr>
+        <w:ind w:firstLine="0"/>
+        <w:jc w:val="right"/>
+        <w:rPr>
+          <w:szCs w:val="28"/>
+        </w:rPr>
+      </w:pPr>
+      <w:r>
+        <w:rPr>
+          <w:szCs w:val="28"/>
+        </w:rPr>
+        <w:t>{</w:t>
+      </w:r>
+      <w:proofErr w:type="spellStart"/>
+      <w:r>
+        <w:rPr>
+          <w:szCs w:val="28"/>
+        </w:rPr>
+        <w:t>studentName</w:t>
+      </w:r>
+      <w:proofErr w:type="spellEnd"/>
+      <w:r>
+        <w:rPr>
+          <w:szCs w:val="28"/>
+        </w:rPr>
+        <w:t>}</w:t>
+      </w:r>
+    </w:p>
+    <w:p>
+      <w:pPr>
         <w:ind w:firstLine="0"/>
         <w:jc w:val="center"/>
         <w:rPr>
-          <w:sz w:val="40"/>
-          <w:szCs w:val="40"/>
-        </w:rPr>
-      </w:pPr>
-      <w:r>
-        <w:rPr>
-          <w:sz w:val="40"/>
-          <w:szCs w:val="40"/>
+          <w:szCs w:val="28"/>
+        </w:rPr>
+      </w:pPr>
+    </w:p>
+    <w:p>
+      <w:pPr>
+        <w:ind w:firstLine="0"/>
+        <w:jc w:val="right"/>
+        <w:rPr>
+          <w:szCs w:val="28"/>
+        </w:rPr>
+      </w:pPr>
+      <w:r>
+        <w:rPr>
+          <w:szCs w:val="28"/>
+        </w:rPr>
+        <w:t>Проверил</w:t>
+      </w:r>
+    </w:p>
+    <w:p>
+      <w:pPr>
+        <w:ind w:firstLine="0"/>
+        <w:jc w:val="right"/>
+        <w:rPr>
+          <w:szCs w:val="28"/>
+        </w:rPr>
+      </w:pPr>
+      <w:r>
+        <w:rPr>
+          <w:szCs w:val="28"/>
         </w:rPr>
         <w:t>{</w:t>
       </w:r>
       <w:proofErr w:type="spellStart"/>
       <w:r>
         <w:rPr>
-          <w:sz w:val="40"/>
-          <w:szCs w:val="40"/>
-        </w:rPr>
-        <w:t>reportType</w:t>
+          <w:szCs w:val="28"/>
+        </w:rPr>
+        <w:t>supervisorTitle</w:t>
       </w:r>
       <w:proofErr w:type="spellEnd"/>
       <w:r>
         <w:rPr>
-          <w:sz w:val="40"/>
-          <w:szCs w:val="40"/>
+          <w:szCs w:val="28"/>
         </w:rPr>
         <w:t>}</w:t>
       </w:r>
       <w:r>
         <w:rPr>
-          <w:sz w:val="40"/>
-          <w:szCs w:val="40"/>
-        </w:rPr>
-        <w:t xml:space="preserve"> </w:t>
-      </w:r>
-      <w:r>
-        <w:rPr>
-          <w:sz w:val="40"/>
-          <w:szCs w:val="40"/>
+          <w:szCs w:val="28"/>
+        </w:rPr>
+        <w:t xml:space="preserve"> кафедры </w:t>
+      </w:r>
+      <w:proofErr w:type="spellStart"/>
+      <w:r>
+        <w:rPr>
+          <w:szCs w:val="28"/>
+        </w:rPr>
+        <w:t>ПИиИС</w:t>
+      </w:r>
+      <w:proofErr w:type="spellEnd"/>
+    </w:p>
+    <w:p>
+      <w:pPr>
+        <w:ind w:firstLine="0"/>
+        <w:jc w:val="right"/>
+        <w:rPr>
+          <w:szCs w:val="28"/>
+        </w:rPr>
+      </w:pPr>
+      <w:r>
+        <w:rPr>
+          <w:szCs w:val="28"/>
         </w:rPr>
         <w:t>{</w:t>
       </w:r>
       <w:proofErr w:type="spellStart"/>
       <w:r>
         <w:rPr>
-          <w:sz w:val="40"/>
-          <w:szCs w:val="40"/>
-        </w:rPr>
-        <w:t>workNumber</w:t>
+          <w:szCs w:val="28"/>
+        </w:rPr>
+        <w:t>supervisorName</w:t>
       </w:r>
       <w:proofErr w:type="spellEnd"/>
       <w:r>
         <w:rPr>
-          <w:sz w:val="40"/>
-          <w:szCs w:val="40"/>
+          <w:szCs w:val="28"/>
         </w:rPr>
         <w:t>}</w:t>
       </w:r>
-      <w:r>
-        <w:rPr>
-          <w:sz w:val="40"/>
-          <w:szCs w:val="40"/>
-        </w:rPr>
-        <w:t xml:space="preserve">. </w:t>
-      </w:r>
-      <w:r>
-        <w:rPr>
-          <w:sz w:val="40"/>
-          <w:szCs w:val="40"/>
-        </w:rPr>
+    </w:p>
+    <w:p>
+      <w:pPr>
+        <w:ind w:firstLine="0"/>
+        <w:jc w:val="center"/>
+      </w:pPr>
+    </w:p>
+    <w:p>
+      <w:pPr>
+        <w:ind w:firstLine="0"/>
+        <w:jc w:val="center"/>
+      </w:pPr>
+    </w:p>
+    <w:p>
+      <w:pPr>
+        <w:ind w:firstLine="0"/>
+        <w:jc w:val="center"/>
+      </w:pPr>
+    </w:p>
+    <w:p>
+      <w:pPr>
+        <w:ind w:firstLine="0"/>
+        <w:jc w:val="center"/>
+      </w:pPr>
+      <w:r>
+        <w:t xml:space="preserve">Новосибирск – </w:t>
+      </w:r>
+      <w:r>
         <w:t>{</w:t>
       </w:r>
-      <w:proofErr w:type="spellStart"/>
-      <w:r>
-        <w:rPr>
-          <w:sz w:val="40"/>
-          <w:szCs w:val="40"/>
-        </w:rPr>
-        <w:t>title</w:t>
-      </w:r>
-      <w:proofErr w:type="spellEnd"/>
-      <w:r>
-        <w:rPr>
-          <w:sz w:val="40"/>
-          <w:szCs w:val="40"/>
-        </w:rPr>
-        <w:t>}</w:t>
-      </w:r>
-    </w:p>
-    <w:p>
-      <w:pPr>
-        <w:rPr>
-          <w:szCs w:val="28"/>
-        </w:rPr>
-      </w:pPr>
-    </w:p>
-    <w:p>
-      <w:pPr>
-        <w:rPr>
-          <w:szCs w:val="28"/>
-        </w:rPr>
-      </w:pPr>
-    </w:p>
-    <w:p>
-      <w:pPr>
-        <w:jc w:val="right"/>
-        <w:rPr>
-          <w:szCs w:val="28"/>
-        </w:rPr>
-      </w:pPr>
-    </w:p>
-    <w:p>
-      <w:pPr>
-        <w:jc w:val="right"/>
-        <w:rPr>
-          <w:szCs w:val="28"/>
-        </w:rPr>
-      </w:pPr>
-    </w:p>
-    <w:p>
-      <w:pPr>
-        <w:tabs>
-          <w:tab w:val="left" w:pos="0"/>
-        </w:tabs>
-        <w:spacing w:line="256" w:lineRule="auto"/>
-        <w:ind w:firstLine="0"/>
-        <w:jc w:val="right"/>
-        <w:rPr>
-          <w:szCs w:val="28"/>
-        </w:rPr>
-      </w:pPr>
-      <w:r>
-        <w:rPr>
-          <w:szCs w:val="28"/>
-        </w:rPr>
-        <w:t>Выполнил обучающийся</w:t>
-      </w:r>
-    </w:p>
-    <w:p>
-      <w:pPr>
-        <w:tabs>
-          <w:tab w:val="left" w:pos="0"/>
-        </w:tabs>
-        <w:spacing w:line="256" w:lineRule="auto"/>
-        <w:ind w:firstLine="0"/>
-        <w:jc w:val="right"/>
-        <w:rPr>
-          <w:szCs w:val="28"/>
-        </w:rPr>
-      </w:pPr>
-      <w:r>
-        <w:rPr>
-          <w:szCs w:val="28"/>
-        </w:rPr>
-        <w:t xml:space="preserve">группы </w:t>
-      </w:r>
-      <w:r>
-        <w:rPr>
-          <w:szCs w:val="28"/>
-        </w:rPr>
-        <w:t>{</w:t>
-      </w:r>
-      <w:proofErr w:type="spellStart"/>
-      <w:r>
-        <w:rPr>
-          <w:szCs w:val="28"/>
-        </w:rPr>
-        <w:t>studentGroup</w:t>
-      </w:r>
-      <w:proofErr w:type="spellEnd"/>
-      <w:r>
-        <w:rPr>
-          <w:szCs w:val="28"/>
-        </w:rPr>
-        <w:t>}</w:t>
-      </w:r>
-    </w:p>
-    <w:p>
-      <w:pPr>
-        <w:tabs>
-          <w:tab w:val="left" w:pos="0"/>
-        </w:tabs>
-        <w:spacing w:line="256" w:lineRule="auto"/>
-        <w:ind w:firstLine="0"/>
-        <w:jc w:val="right"/>
-        <w:rPr>
-          <w:szCs w:val="28"/>
-        </w:rPr>
-      </w:pPr>
-      <w:r>
-        <w:rPr>
-          <w:szCs w:val="28"/>
-        </w:rPr>
-        <w:t>{</w:t>
-      </w:r>
-      <w:proofErr w:type="spellStart"/>
-      <w:r>
-        <w:rPr>
-          <w:szCs w:val="28"/>
-        </w:rPr>
-        <w:t>studentName</w:t>
-      </w:r>
-      <w:proofErr w:type="spellEnd"/>
-      <w:r>
-        <w:rPr>
-          <w:szCs w:val="28"/>
-        </w:rPr>
-        <w:t>}</w:t>
-      </w:r>
-    </w:p>
-    <w:p>
-      <w:pPr>
-        <w:jc w:val="center"/>
-        <w:rPr>
-          <w:szCs w:val="28"/>
-        </w:rPr>
-      </w:pPr>
-    </w:p>
-    <w:p>
-      <w:pPr>
-        <w:tabs>
-          <w:tab w:val="left" w:pos="0"/>
-        </w:tabs>
-        <w:spacing w:line="256" w:lineRule="auto"/>
-        <w:ind w:firstLine="0"/>
-        <w:jc w:val="right"/>
-        <w:rPr>
-          <w:szCs w:val="28"/>
-        </w:rPr>
-      </w:pPr>
-      <w:r>
-        <w:rPr>
-          <w:szCs w:val="28"/>
-        </w:rPr>
-        <w:t>Проверил</w:t>
-      </w:r>
-    </w:p>
-    <w:p>
-      <w:pPr>
-        <w:tabs>
-          <w:tab w:val="left" w:pos="0"/>
-        </w:tabs>
-        <w:spacing w:line="256" w:lineRule="auto"/>
-        <w:ind w:firstLine="0"/>
-        <w:jc w:val="right"/>
-        <w:rPr>
-          <w:szCs w:val="28"/>
-        </w:rPr>
-      </w:pPr>
-      <w:r>
-        <w:rPr>
-          <w:szCs w:val="28"/>
-        </w:rPr>
-        <w:t>{</w:t>
-      </w:r>
-      <w:proofErr w:type="spellStart"/>
-      <w:r>
-        <w:rPr>
-          <w:szCs w:val="28"/>
-        </w:rPr>
-        <w:t>supervisorTitle</w:t>
-      </w:r>
-      <w:proofErr w:type="spellEnd"/>
-      <w:r>
-        <w:rPr>
-          <w:szCs w:val="28"/>
-        </w:rPr>
-        <w:t>}</w:t>
-      </w:r>
-      <w:r>
-        <w:rPr>
-          <w:szCs w:val="28"/>
-        </w:rPr>
-        <w:t xml:space="preserve"> кафедры </w:t>
-      </w:r>
-      <w:proofErr w:type="spellStart"/>
-      <w:r>
-        <w:rPr>
-          <w:szCs w:val="28"/>
-        </w:rPr>
-        <w:t>ПИиИС</w:t>
-      </w:r>
-      <w:proofErr w:type="spellEnd"/>
-    </w:p>
-    <w:p>
-      <w:pPr>
-        <w:tabs>
-          <w:tab w:val="left" w:pos="0"/>
-        </w:tabs>
-        <w:spacing w:line="256" w:lineRule="auto"/>
-        <w:ind w:firstLine="0"/>
-        <w:jc w:val="right"/>
-        <w:rPr>
-          <w:szCs w:val="28"/>
-        </w:rPr>
-      </w:pPr>
-      <w:r>
-        <w:rPr>
-          <w:szCs w:val="28"/>
-        </w:rPr>
-        <w:t>{</w:t>
-      </w:r>
-      <w:proofErr w:type="spellStart"/>
-      <w:r>
-        <w:rPr>
-          <w:szCs w:val="28"/>
-        </w:rPr>
-        <w:t>supervisorName</w:t>
-      </w:r>
-      <w:proofErr w:type="spellEnd"/>
-      <w:r>
-        <w:rPr>
-          <w:szCs w:val="28"/>
-        </w:rPr>
-        <w:t>}</w:t>
-      </w:r>
-    </w:p>
-    <w:p>
-      <w:pPr>
-        <w:jc w:val="center"/>
-      </w:pPr>
-    </w:p>
-    <w:p>
-      <w:pPr>
-        <w:jc w:val="center"/>
-      </w:pPr>
-    </w:p>
-    <w:p>
-      <w:pPr>
-        <w:jc w:val="center"/>
-      </w:pPr>
-    </w:p>
-    <w:p>
-      <w:pPr>
-        <w:jc w:val="center"/>
-      </w:pPr>
-      <w:r>
-        <w:t xml:space="preserve">Новосибирск – </w:t>
-      </w:r>
-      <w:r>
-        <w:t>{</w:t>
-      </w:r>
-      <w:r>
-        <w:rPr>
-          <w:lang w:val="en-US"/>
-        </w:rPr>
+      <w:r>
         <w:t>year</w:t>
       </w:r>
       <w:r>
@@ -920,48 +919,51 @@
     <w:p>
       <w:pPr>
         <w:ind w:firstLine="0"/>
-        <w:rPr>
-          <w:lang w:val="en-US"/>
-        </w:rPr>
-      </w:pPr>
-      <w:r>
-        <w:rPr>
-          <w:lang w:val="en-US"/>
-        </w:rPr>
+      </w:pPr>
+      <w:r>
         <w:t>{#</w:t>
       </w:r>
+      <w:proofErr w:type="spellStart"/>
       <w:r>
         <w:rPr>
           <w:lang w:val="en-US"/>
         </w:rPr>
         <w:t>isParagraph</w:t>
       </w:r>
-      <w:r>
-        <w:rPr>
-          <w:lang w:val="en-US"/>
-        </w:rPr>
+      <w:proofErr w:type="spellEnd"/>
+      <w:r>
         <w:t>}</w:t>
       </w:r>
     </w:p>
     <w:p>
       <w:pPr>
-        <w:pStyle w:val="a3"/>
-        <w:rPr>
-          <w:lang w:val="en-US"/>
-        </w:rPr>
-      </w:pPr>
-      <w:r>
-        <w:rPr>
-          <w:lang w:val="en-US"/>
-        </w:rPr>
-        <w:t>{</w:t>
-      </w:r>
-      <w:r>
-        <w:rPr>
-          <w:lang w:val="en-US"/>
-        </w:rPr>
-        <w:t>text</w:t>
-      </w:r>
+        <w:ind w:firstLine="567"/>
+      </w:pPr>
+      <w:r>
+        <w:t>{text}</w:t>
+      </w:r>
+    </w:p>
+    <w:p>
+      <w:pPr>
+        <w:ind w:firstLine="0"/>
+        <w:rPr>
+          <w:lang w:val="en-US"/>
+        </w:rPr>
+      </w:pPr>
+      <w:r>
+        <w:rPr>
+          <w:lang w:val="en-US"/>
+        </w:rPr>
+        <w:t>{/</w:t>
+      </w:r>
+      <w:proofErr w:type="spellStart"/>
+      <w:r>
+        <w:rPr>
+          <w:lang w:val="en-US"/>
+        </w:rPr>
+        <w:t>isParagraph</w:t>
+      </w:r>
+      <w:proofErr w:type="spellEnd"/>
       <w:r>
         <w:rPr>
           <w:lang w:val="en-US"/>
@@ -980,16 +982,14 @@
         <w:rPr>
           <w:lang w:val="en-US"/>
         </w:rPr>
-        <w:t>{/</w:t>
-      </w:r>
-      <w:proofErr w:type="spellStart"/>
-      <w:r>
-        <w:rPr>
-          <w:lang w:val="en-US"/>
-        </w:rPr>
-        <w:t>isParagraph</w:t>
-      </w:r>
-      <w:proofErr w:type="spellEnd"/>
+        <w:t>{#</w:t>
+      </w:r>
+      <w:r>
+        <w:rPr>
+          <w:lang w:val="en-US"/>
+        </w:rPr>
+        <w:t>isList</w:t>
+      </w:r>
       <w:r>
         <w:rPr>
           <w:lang w:val="en-US"/>
@@ -1008,13 +1008,115 @@
         <w:rPr>
           <w:lang w:val="en-US"/>
         </w:rPr>
+        <w:t>{#style === 'numbered'}</w:t>
+      </w:r>
+    </w:p>
+    <w:p>
+      <w:pPr>
+        <w:ind w:firstLine="0"/>
+        <w:rPr>
+          <w:lang w:val="en-US"/>
+        </w:rPr>
+      </w:pPr>
+      <w:r>
+        <w:rPr>
+          <w:lang w:val="en-US"/>
+        </w:rPr>
+        <w:t>{#items}</w:t>
+      </w:r>
+    </w:p>
+    <w:p>
+      <w:pPr>
+        <w:ind w:firstLine="567"/>
+      </w:pPr>
+      <w:r>
+        <w:t>{number}. {text}</w:t>
+      </w:r>
+    </w:p>
+    <w:p>
+      <w:pPr>
+        <w:ind w:firstLine="0"/>
+        <w:rPr>
+          <w:lang w:val="en-US"/>
+        </w:rPr>
+      </w:pPr>
+      <w:r>
+        <w:rPr>
+          <w:lang w:val="en-US"/>
+        </w:rPr>
+        <w:t>{/items}</w:t>
+      </w:r>
+    </w:p>
+    <w:p>
+      <w:pPr>
+        <w:ind w:firstLine="0"/>
+        <w:rPr>
+          <w:lang w:val="en-US"/>
+        </w:rPr>
+      </w:pPr>
+      <w:r>
+        <w:rPr>
+          <w:lang w:val="en-US"/>
+        </w:rPr>
+        <w:t>{/style === 'numbered'}</w:t>
+      </w:r>
+    </w:p>
+    <w:p>
+      <w:pPr>
+        <w:ind w:firstLine="0"/>
+        <w:rPr>
+          <w:lang w:val="en-US"/>
+        </w:rPr>
+      </w:pPr>
+      <w:r>
+        <w:rPr>
+          <w:lang w:val="en-US"/>
+        </w:rPr>
         <w:t>{#</w:t>
       </w:r>
       <w:r>
         <w:rPr>
           <w:lang w:val="en-US"/>
         </w:rPr>
-        <w:t>isList</w:t>
+        <w:t>style</w:t>
+      </w:r>
+      <w:r>
+        <w:rPr>
+          <w:lang w:val="en-US"/>
+        </w:rPr>
+        <w:t xml:space="preserve"> === '</w:t>
+      </w:r>
+      <w:r>
+        <w:rPr>
+          <w:lang w:val="en-US"/>
+        </w:rPr>
+        <w:t>unordered</w:t>
+      </w:r>
+      <w:r>
+        <w:rPr>
+          <w:lang w:val="en-US"/>
+        </w:rPr>
+        <w:t>'}</w:t>
+      </w:r>
+    </w:p>
+    <w:p>
+      <w:pPr>
+        <w:ind w:firstLine="0"/>
+        <w:rPr>
+          <w:lang w:val="en-US"/>
+        </w:rPr>
+      </w:pPr>
+      <w:r>
+        <w:rPr>
+          <w:lang w:val="en-US"/>
+        </w:rPr>
+        <w:t>{#</w:t>
+      </w:r>
+      <w:r>
+        <w:rPr>
+          <w:lang w:val="en-US"/>
+        </w:rPr>
+        <w:t>items</w:t>
       </w:r>
       <w:r>
         <w:rPr>
@@ -1025,16 +1127,52 @@
     </w:p>
     <w:p>
       <w:pPr>
-        <w:ind w:firstLine="0"/>
-        <w:rPr>
-          <w:lang w:val="en-US"/>
-        </w:rPr>
-      </w:pPr>
-      <w:r>
-        <w:rPr>
-          <w:lang w:val="en-US"/>
-        </w:rPr>
-        <w:t>{#style === 'numbered'}</w:t>
+        <w:ind w:firstLine="567"/>
+      </w:pPr>
+      <w:r>
+        <w:t>- {.}</w:t>
+      </w:r>
+    </w:p>
+    <w:p>
+      <w:pPr>
+        <w:ind w:firstLine="0"/>
+        <w:rPr>
+          <w:lang w:val="en-US"/>
+        </w:rPr>
+      </w:pPr>
+      <w:r>
+        <w:rPr>
+          <w:lang w:val="en-US"/>
+        </w:rPr>
+        <w:t>{/items}</w:t>
+      </w:r>
+    </w:p>
+    <w:p>
+      <w:pPr>
+        <w:ind w:firstLine="0"/>
+        <w:rPr>
+          <w:lang w:val="en-US"/>
+        </w:rPr>
+      </w:pPr>
+      <w:r>
+        <w:rPr>
+          <w:lang w:val="en-US"/>
+        </w:rPr>
+        <w:t>{/style === 'unordered'}</w:t>
+      </w:r>
+    </w:p>
+    <w:p>
+      <w:pPr>
+        <w:ind w:firstLine="0"/>
+        <w:rPr>
+          <w:lang w:val="en-US"/>
+        </w:rPr>
+      </w:pPr>
+      <w:r>
+        <w:rPr>
+          <w:lang w:val="en-US"/>
+        </w:rPr>
+        <w:t>{#style === 'lettered'}</w:t>
       </w:r>
     </w:p>
     <w:p>
@@ -1053,191 +1191,9 @@
     </w:p>
     <w:p>
       <w:pPr>
-        <w:pStyle w:val="a3"/>
-        <w:rPr>
-          <w:lang w:val="en-US"/>
-        </w:rPr>
-      </w:pPr>
-      <w:r>
-        <w:rPr>
-          <w:lang w:val="en-US"/>
-        </w:rPr>
-        <w:t>{number}. {text}</w:t>
-      </w:r>
-    </w:p>
-    <w:p>
-      <w:pPr>
-        <w:ind w:firstLine="0"/>
-        <w:rPr>
-          <w:lang w:val="en-US"/>
-        </w:rPr>
-      </w:pPr>
-      <w:r>
-        <w:rPr>
-          <w:lang w:val="en-US"/>
-        </w:rPr>
-        <w:t>{/items}</w:t>
-      </w:r>
-    </w:p>
-    <w:p>
-      <w:pPr>
-        <w:ind w:firstLine="0"/>
-        <w:rPr>
-          <w:lang w:val="en-US"/>
-        </w:rPr>
-      </w:pPr>
-      <w:r>
-        <w:rPr>
-          <w:lang w:val="en-US"/>
-        </w:rPr>
-        <w:t>{/style === 'numbered'}</w:t>
-      </w:r>
-    </w:p>
-    <w:p>
-      <w:pPr>
-        <w:ind w:firstLine="0"/>
-        <w:rPr>
-          <w:lang w:val="en-US"/>
-        </w:rPr>
-      </w:pPr>
-      <w:r>
-        <w:rPr>
-          <w:lang w:val="en-US"/>
-        </w:rPr>
-        <w:t>{#</w:t>
-      </w:r>
-      <w:r>
-        <w:rPr>
-          <w:lang w:val="en-US"/>
-        </w:rPr>
-        <w:t>style</w:t>
-      </w:r>
-      <w:r>
-        <w:rPr>
-          <w:lang w:val="en-US"/>
-        </w:rPr>
-        <w:t xml:space="preserve"> === '</w:t>
-      </w:r>
-      <w:r>
-        <w:rPr>
-          <w:lang w:val="en-US"/>
-        </w:rPr>
-        <w:t>unordered</w:t>
-      </w:r>
-      <w:r>
-        <w:rPr>
-          <w:lang w:val="en-US"/>
-        </w:rPr>
-        <w:t>'}</w:t>
-      </w:r>
-    </w:p>
-    <w:p>
-      <w:pPr>
-        <w:ind w:firstLine="0"/>
-        <w:rPr>
-          <w:lang w:val="en-US"/>
-        </w:rPr>
-      </w:pPr>
-      <w:r>
-        <w:rPr>
-          <w:lang w:val="en-US"/>
-        </w:rPr>
-        <w:t>{#</w:t>
-      </w:r>
-      <w:r>
-        <w:rPr>
-          <w:lang w:val="en-US"/>
-        </w:rPr>
-        <w:t>items</w:t>
-      </w:r>
-      <w:r>
-        <w:rPr>
-          <w:lang w:val="en-US"/>
-        </w:rPr>
-        <w:t>}</w:t>
-      </w:r>
-    </w:p>
-    <w:p>
-      <w:pPr>
-        <w:pStyle w:val="a3"/>
-        <w:rPr>
-          <w:lang w:val="en-US"/>
-        </w:rPr>
-      </w:pPr>
-      <w:r>
-        <w:rPr>
-          <w:lang w:val="en-US"/>
-        </w:rPr>
-        <w:t>- {.}</w:t>
-      </w:r>
-    </w:p>
-    <w:p>
-      <w:pPr>
-        <w:ind w:firstLine="0"/>
-        <w:rPr>
-          <w:lang w:val="en-US"/>
-        </w:rPr>
-      </w:pPr>
-      <w:r>
-        <w:rPr>
-          <w:lang w:val="en-US"/>
-        </w:rPr>
-        <w:t>{/items}</w:t>
-      </w:r>
-    </w:p>
-    <w:p>
-      <w:pPr>
-        <w:ind w:firstLine="0"/>
-        <w:rPr>
-          <w:lang w:val="en-US"/>
-        </w:rPr>
-      </w:pPr>
-      <w:r>
-        <w:rPr>
-          <w:lang w:val="en-US"/>
-        </w:rPr>
-        <w:t>{/style === 'unordered'}</w:t>
-      </w:r>
-    </w:p>
-    <w:p>
-      <w:pPr>
-        <w:ind w:firstLine="0"/>
-        <w:rPr>
-          <w:lang w:val="en-US"/>
-        </w:rPr>
-      </w:pPr>
-      <w:r>
-        <w:rPr>
-          <w:lang w:val="en-US"/>
-        </w:rPr>
-        <w:t>{#style === 'lettered'}</w:t>
-      </w:r>
-    </w:p>
-    <w:p>
-      <w:pPr>
-        <w:ind w:firstLine="0"/>
-        <w:rPr>
-          <w:lang w:val="en-US"/>
-        </w:rPr>
-      </w:pPr>
-      <w:r>
-        <w:rPr>
-          <w:lang w:val="en-US"/>
-        </w:rPr>
-        <w:t>{#items}</w:t>
-      </w:r>
-    </w:p>
-    <w:p>
-      <w:pPr>
-        <w:pStyle w:val="a3"/>
-        <w:rPr>
-          <w:lang w:val="en-US"/>
-        </w:rPr>
-      </w:pPr>
-      <w:r>
-        <w:rPr>
-          <w:lang w:val="en-US"/>
-        </w:rPr>
+        <w:ind w:firstLine="567"/>
+      </w:pPr>
+      <w:r>
         <w:t>{letter}) {text}</w:t>
       </w:r>
     </w:p>

--- a/server/template.docx
+++ b/server/template.docx
@@ -938,8 +938,14 @@
     <w:p>
       <w:pPr>
         <w:ind w:firstLine="567"/>
-      </w:pPr>
-      <w:r>
+        <w:rPr>
+          <w:lang w:val="en-US"/>
+        </w:rPr>
+      </w:pPr>
+      <w:r>
+        <w:rPr>
+          <w:lang w:val="en-US"/>
+        </w:rPr>
         <w:t>{text}</w:t>
       </w:r>
     </w:p>
@@ -1028,8 +1034,14 @@
     <w:p>
       <w:pPr>
         <w:ind w:firstLine="567"/>
-      </w:pPr>
-      <w:r>
+        <w:rPr>
+          <w:lang w:val="en-US"/>
+        </w:rPr>
+      </w:pPr>
+      <w:r>
+        <w:rPr>
+          <w:lang w:val="en-US"/>
+        </w:rPr>
         <w:t>{number}. {text}</w:t>
       </w:r>
     </w:p>
@@ -1127,73 +1139,84 @@
     </w:p>
     <w:p>
       <w:pPr>
+        <w:pStyle w:val="a7"/>
+        <w:numPr>
+          <w:ilvl w:val="0"/>
+          <w:numId w:val="2"/>
+        </w:numPr>
+        <w:ind w:left="0" w:firstLine="567"/>
+      </w:pPr>
+      <w:r>
+        <w:t>{.}</w:t>
+      </w:r>
+    </w:p>
+    <w:p>
+      <w:pPr>
+        <w:ind w:firstLine="0"/>
+        <w:rPr>
+          <w:lang w:val="en-US"/>
+        </w:rPr>
+      </w:pPr>
+      <w:r>
+        <w:rPr>
+          <w:lang w:val="en-US"/>
+        </w:rPr>
+        <w:t>{/items}</w:t>
+      </w:r>
+    </w:p>
+    <w:p>
+      <w:pPr>
+        <w:ind w:firstLine="0"/>
+        <w:rPr>
+          <w:lang w:val="en-US"/>
+        </w:rPr>
+      </w:pPr>
+      <w:r>
+        <w:rPr>
+          <w:lang w:val="en-US"/>
+        </w:rPr>
+        <w:t>{/style === 'unordered'}</w:t>
+      </w:r>
+    </w:p>
+    <w:p>
+      <w:pPr>
+        <w:ind w:firstLine="0"/>
+        <w:rPr>
+          <w:lang w:val="en-US"/>
+        </w:rPr>
+      </w:pPr>
+      <w:r>
+        <w:rPr>
+          <w:lang w:val="en-US"/>
+        </w:rPr>
+        <w:t>{#style === 'lettered'}</w:t>
+      </w:r>
+    </w:p>
+    <w:p>
+      <w:pPr>
+        <w:ind w:firstLine="0"/>
+        <w:rPr>
+          <w:lang w:val="en-US"/>
+        </w:rPr>
+      </w:pPr>
+      <w:r>
+        <w:rPr>
+          <w:lang w:val="en-US"/>
+        </w:rPr>
+        <w:t>{#items}</w:t>
+      </w:r>
+    </w:p>
+    <w:p>
+      <w:pPr>
         <w:ind w:firstLine="567"/>
-      </w:pPr>
-      <w:r>
-        <w:t>- {.}</w:t>
-      </w:r>
-    </w:p>
-    <w:p>
-      <w:pPr>
-        <w:ind w:firstLine="0"/>
-        <w:rPr>
-          <w:lang w:val="en-US"/>
-        </w:rPr>
-      </w:pPr>
-      <w:r>
-        <w:rPr>
-          <w:lang w:val="en-US"/>
-        </w:rPr>
-        <w:t>{/items}</w:t>
-      </w:r>
-    </w:p>
-    <w:p>
-      <w:pPr>
-        <w:ind w:firstLine="0"/>
-        <w:rPr>
-          <w:lang w:val="en-US"/>
-        </w:rPr>
-      </w:pPr>
-      <w:r>
-        <w:rPr>
-          <w:lang w:val="en-US"/>
-        </w:rPr>
-        <w:t>{/style === 'unordered'}</w:t>
-      </w:r>
-    </w:p>
-    <w:p>
-      <w:pPr>
-        <w:ind w:firstLine="0"/>
-        <w:rPr>
-          <w:lang w:val="en-US"/>
-        </w:rPr>
-      </w:pPr>
-      <w:r>
-        <w:rPr>
-          <w:lang w:val="en-US"/>
-        </w:rPr>
-        <w:t>{#style === 'lettered'}</w:t>
-      </w:r>
-    </w:p>
-    <w:p>
-      <w:pPr>
-        <w:ind w:firstLine="0"/>
-        <w:rPr>
-          <w:lang w:val="en-US"/>
-        </w:rPr>
-      </w:pPr>
-      <w:r>
-        <w:rPr>
-          <w:lang w:val="en-US"/>
-        </w:rPr>
-        <w:t>{#items}</w:t>
-      </w:r>
-    </w:p>
-    <w:p>
-      <w:pPr>
-        <w:ind w:firstLine="567"/>
-      </w:pPr>
-      <w:r>
+        <w:rPr>
+          <w:lang w:val="en-US"/>
+        </w:rPr>
+      </w:pPr>
+      <w:r>
+        <w:rPr>
+          <w:lang w:val="en-US"/>
+        </w:rPr>
         <w:t>{letter}) {text}</w:t>
       </w:r>
     </w:p>
@@ -1369,6 +1392,119 @@
 <file path=word/numbering.xml><?xml version="1.0" encoding="utf-8"?>
 <w:numbering xmlns:wpc="http://schemas.microsoft.com/office/word/2010/wordprocessingCanvas" xmlns:cx="http://schemas.microsoft.com/office/drawing/2014/chartex" xmlns:cx1="http://schemas.microsoft.com/office/drawing/2015/9/8/chartex" xmlns:cx2="http://schemas.microsoft.com/office/drawing/2015/10/21/chartex" xmlns:cx3="http://schemas.microsoft.com/office/drawing/2016/5/9/chartex" xmlns:cx4="http://schemas.microsoft.com/office/drawing/2016/5/10/chartex" xmlns:cx5="http://schemas.microsoft.com/office/drawing/2016/5/11/chartex" xmlns:cx6="http://schemas.microsoft.com/office/drawing/2016/5/12/chartex" xmlns:cx7="http://schemas.microsoft.com/office/drawing/2016/5/13/chartex" xmlns:cx8="http://schemas.microsoft.com/office/drawing/2016/5/14/chartex" xmlns:mc="http://schemas.openxmlformats.org/markup-compatibility/2006" xmlns:aink="http://schemas.microsoft.com/office/drawing/2016/ink" xmlns:am3d="http://schemas.microsoft.com/office/drawing/2017/model3d" xmlns:o="urn:schemas-microsoft-com:office:office" xmlns:oel="http://schemas.microsoft.com/office/2019/extlst" xmlns:r="http://schemas.openxmlformats.org/officeDocument/2006/relationships" xmlns:m="http://schemas.openxmlformats.org/officeDocument/2006/math" xmlns:v="urn:schemas-microsoft-com:vml" xmlns:wp14="http://schemas.microsoft.com/office/word/2010/wordprocessingDrawing" xmlns:wp="http://schemas.openxmlformats.org/drawingml/2006/wordprocessingDrawing" xmlns:w10="urn:schemas-microsoft-com:office:word" xmlns:w="http://schemas.openxmlformats.org/wordprocessingml/2006/main" xmlns:w14="http://schemas.microsoft.com/office/word/2010/wordml" xmlns:w15="http://schemas.microsoft.com/office/word/2012/wordml" xmlns:w16cex="http://schemas.microsoft.com/office/word/2018/wordml/cex" xmlns:w16cid="http://schemas.microsoft.com/office/word/2016/wordml/cid" xmlns:w16="http://schemas.microsoft.com/office/word/2018/wordml" xmlns:w16du="http://schemas.microsoft.com/office/word/2023/wordml/word16du" xmlns:w16sdtdh="http://schemas.microsoft.com/office/word/2020/wordml/sdtdatahash" xmlns:w16sdtfl="http://schemas.microsoft.com/office/word/2024/wordml/sdtformatlock" xmlns:w16se="http://schemas.microsoft.com/office/word/2015/wordml/symex" xmlns:wpg="http://schemas.microsoft.com/office/word/2010/wordprocessingGroup" xmlns:wpi="http://schemas.microsoft.com/office/word/2010/wordprocessingInk" xmlns:wne="http://schemas.microsoft.com/office/word/2006/wordml" xmlns:wps="http://schemas.microsoft.com/office/word/2010/wordprocessingShape" mc:Ignorable="w14 w15 w16se w16cid w16 w16cex w16sdtdh w16sdtfl w16du wp14">
   <w:abstractNum w:abstractNumId="0" w15:restartNumberingAfterBreak="0">
+    <w:nsid w:val="67C36050"/>
+    <w:multiLevelType w:val="hybridMultilevel"/>
+    <w:tmpl w:val="41DACDBE"/>
+    <w:lvl w:ilvl="0" w:tplc="F7F2A18C">
+      <w:start w:val="1"/>
+      <w:numFmt w:val="bullet"/>
+      <w:lvlText w:val=""/>
+      <w:lvlJc w:val="left"/>
+      <w:pPr>
+        <w:ind w:left="1070" w:hanging="360"/>
+      </w:pPr>
+      <w:rPr>
+        <w:rFonts w:ascii="Symbol" w:hAnsi="Symbol" w:hint="default"/>
+      </w:rPr>
+    </w:lvl>
+    <w:lvl w:ilvl="1" w:tplc="04190003" w:tentative="1">
+      <w:start w:val="1"/>
+      <w:numFmt w:val="bullet"/>
+      <w:lvlText w:val="o"/>
+      <w:lvlJc w:val="left"/>
+      <w:pPr>
+        <w:ind w:left="1790" w:hanging="360"/>
+      </w:pPr>
+      <w:rPr>
+        <w:rFonts w:ascii="Courier New" w:hAnsi="Courier New" w:cs="Courier New" w:hint="default"/>
+      </w:rPr>
+    </w:lvl>
+    <w:lvl w:ilvl="2" w:tplc="04190005" w:tentative="1">
+      <w:start w:val="1"/>
+      <w:numFmt w:val="bullet"/>
+      <w:lvlText w:val=""/>
+      <w:lvlJc w:val="left"/>
+      <w:pPr>
+        <w:ind w:left="2510" w:hanging="360"/>
+      </w:pPr>
+      <w:rPr>
+        <w:rFonts w:ascii="Wingdings" w:hAnsi="Wingdings" w:hint="default"/>
+      </w:rPr>
+    </w:lvl>
+    <w:lvl w:ilvl="3" w:tplc="04190001" w:tentative="1">
+      <w:start w:val="1"/>
+      <w:numFmt w:val="bullet"/>
+      <w:lvlText w:val=""/>
+      <w:lvlJc w:val="left"/>
+      <w:pPr>
+        <w:ind w:left="3230" w:hanging="360"/>
+      </w:pPr>
+      <w:rPr>
+        <w:rFonts w:ascii="Symbol" w:hAnsi="Symbol" w:hint="default"/>
+      </w:rPr>
+    </w:lvl>
+    <w:lvl w:ilvl="4" w:tplc="04190003" w:tentative="1">
+      <w:start w:val="1"/>
+      <w:numFmt w:val="bullet"/>
+      <w:lvlText w:val="o"/>
+      <w:lvlJc w:val="left"/>
+      <w:pPr>
+        <w:ind w:left="3950" w:hanging="360"/>
+      </w:pPr>
+      <w:rPr>
+        <w:rFonts w:ascii="Courier New" w:hAnsi="Courier New" w:cs="Courier New" w:hint="default"/>
+      </w:rPr>
+    </w:lvl>
+    <w:lvl w:ilvl="5" w:tplc="04190005" w:tentative="1">
+      <w:start w:val="1"/>
+      <w:numFmt w:val="bullet"/>
+      <w:lvlText w:val=""/>
+      <w:lvlJc w:val="left"/>
+      <w:pPr>
+        <w:ind w:left="4670" w:hanging="360"/>
+      </w:pPr>
+      <w:rPr>
+        <w:rFonts w:ascii="Wingdings" w:hAnsi="Wingdings" w:hint="default"/>
+      </w:rPr>
+    </w:lvl>
+    <w:lvl w:ilvl="6" w:tplc="04190001" w:tentative="1">
+      <w:start w:val="1"/>
+      <w:numFmt w:val="bullet"/>
+      <w:lvlText w:val=""/>
+      <w:lvlJc w:val="left"/>
+      <w:pPr>
+        <w:ind w:left="5390" w:hanging="360"/>
+      </w:pPr>
+      <w:rPr>
+        <w:rFonts w:ascii="Symbol" w:hAnsi="Symbol" w:hint="default"/>
+      </w:rPr>
+    </w:lvl>
+    <w:lvl w:ilvl="7" w:tplc="04190003" w:tentative="1">
+      <w:start w:val="1"/>
+      <w:numFmt w:val="bullet"/>
+      <w:lvlText w:val="o"/>
+      <w:lvlJc w:val="left"/>
+      <w:pPr>
+        <w:ind w:left="6110" w:hanging="360"/>
+      </w:pPr>
+      <w:rPr>
+        <w:rFonts w:ascii="Courier New" w:hAnsi="Courier New" w:cs="Courier New" w:hint="default"/>
+      </w:rPr>
+    </w:lvl>
+    <w:lvl w:ilvl="8" w:tplc="04190005" w:tentative="1">
+      <w:start w:val="1"/>
+      <w:numFmt w:val="bullet"/>
+      <w:lvlText w:val=""/>
+      <w:lvlJc w:val="left"/>
+      <w:pPr>
+        <w:ind w:left="6830" w:hanging="360"/>
+      </w:pPr>
+      <w:rPr>
+        <w:rFonts w:ascii="Wingdings" w:hAnsi="Wingdings" w:hint="default"/>
+      </w:rPr>
+    </w:lvl>
+  </w:abstractNum>
+  <w:abstractNum w:abstractNumId="1" w15:restartNumberingAfterBreak="0">
     <w:nsid w:val="6EC268B7"/>
     <w:multiLevelType w:val="multilevel"/>
     <w:tmpl w:val="FF9478FC"/>
@@ -1518,6 +1654,9 @@
     </w:lvl>
   </w:abstractNum>
   <w:num w:numId="1" w16cid:durableId="1929346546">
+    <w:abstractNumId w:val="1"/>
+  </w:num>
+  <w:num w:numId="2" w16cid:durableId="1995328175">
     <w:abstractNumId w:val="0"/>
   </w:num>
 </w:numbering>
@@ -2114,6 +2253,17 @@
       <w:szCs w:val="24"/>
     </w:rPr>
   </w:style>
+  <w:style w:type="paragraph" w:styleId="a7">
+    <w:name w:val="List Paragraph"/>
+    <w:basedOn w:val="a"/>
+    <w:uiPriority w:val="34"/>
+    <w:qFormat/>
+    <w:rsid w:val="00AA0164"/>
+    <w:pPr>
+      <w:ind w:left="720"/>
+      <w:contextualSpacing/>
+    </w:pPr>
+  </w:style>
 </w:styles>
 </file>
 

--- a/server/template.docx
+++ b/server/template.docx
@@ -1033,16 +1033,15 @@
     </w:p>
     <w:p>
       <w:pPr>
-        <w:ind w:firstLine="567"/>
-        <w:rPr>
-          <w:lang w:val="en-US"/>
-        </w:rPr>
-      </w:pPr>
-      <w:r>
-        <w:rPr>
-          <w:lang w:val="en-US"/>
-        </w:rPr>
-        <w:t>{number}. {text}</w:t>
+        <w:pStyle w:val="a7"/>
+        <w:numPr>
+          <w:ilvl w:val="0"/>
+          <w:numId w:val="3"/>
+        </w:numPr>
+        <w:ind w:left="0" w:firstLine="567"/>
+      </w:pPr>
+      <w:r>
+        <w:t>{text}</w:t>
       </w:r>
     </w:p>
     <w:p>
@@ -1153,115 +1152,162 @@
     <w:p>
       <w:pPr>
         <w:ind w:firstLine="0"/>
-        <w:rPr>
-          <w:lang w:val="en-US"/>
-        </w:rPr>
-      </w:pPr>
-      <w:r>
-        <w:rPr>
-          <w:lang w:val="en-US"/>
-        </w:rPr>
-        <w:t>{/items}</w:t>
-      </w:r>
-    </w:p>
-    <w:p>
-      <w:pPr>
-        <w:ind w:firstLine="0"/>
-        <w:rPr>
-          <w:lang w:val="en-US"/>
-        </w:rPr>
-      </w:pPr>
-      <w:r>
-        <w:rPr>
-          <w:lang w:val="en-US"/>
-        </w:rPr>
-        <w:t>{/style === 'unordered'}</w:t>
-      </w:r>
-    </w:p>
-    <w:p>
-      <w:pPr>
-        <w:ind w:firstLine="0"/>
-        <w:rPr>
-          <w:lang w:val="en-US"/>
-        </w:rPr>
-      </w:pPr>
-      <w:r>
-        <w:rPr>
-          <w:lang w:val="en-US"/>
-        </w:rPr>
-        <w:t>{#style === 'lettered'}</w:t>
-      </w:r>
-    </w:p>
-    <w:p>
-      <w:pPr>
-        <w:ind w:firstLine="0"/>
-        <w:rPr>
-          <w:lang w:val="en-US"/>
-        </w:rPr>
-      </w:pPr>
-      <w:r>
-        <w:rPr>
-          <w:lang w:val="en-US"/>
-        </w:rPr>
-        <w:t>{#items}</w:t>
-      </w:r>
-    </w:p>
-    <w:p>
-      <w:pPr>
-        <w:ind w:firstLine="567"/>
-        <w:rPr>
-          <w:lang w:val="en-US"/>
-        </w:rPr>
-      </w:pPr>
-      <w:r>
-        <w:rPr>
-          <w:lang w:val="en-US"/>
-        </w:rPr>
-        <w:t>{letter}) {text}</w:t>
-      </w:r>
-    </w:p>
-    <w:p>
-      <w:pPr>
-        <w:ind w:firstLine="0"/>
-        <w:rPr>
-          <w:lang w:val="en-US"/>
-        </w:rPr>
-      </w:pPr>
-      <w:r>
-        <w:rPr>
-          <w:lang w:val="en-US"/>
-        </w:rPr>
-        <w:t>{/items}</w:t>
-      </w:r>
-    </w:p>
-    <w:p>
-      <w:pPr>
-        <w:ind w:firstLine="0"/>
-        <w:rPr>
-          <w:lang w:val="en-US"/>
-        </w:rPr>
-      </w:pPr>
-      <w:r>
-        <w:rPr>
-          <w:lang w:val="en-US"/>
-        </w:rPr>
+      </w:pPr>
+      <w:r>
+        <w:t>{/</w:t>
+      </w:r>
+      <w:r>
+        <w:rPr>
+          <w:lang w:val="en-US"/>
+        </w:rPr>
+        <w:t>items</w:t>
+      </w:r>
+      <w:r>
+        <w:t>}</w:t>
+      </w:r>
+    </w:p>
+    <w:p>
+      <w:pPr>
+        <w:ind w:firstLine="0"/>
+      </w:pPr>
+      <w:r>
+        <w:t>{/</w:t>
+      </w:r>
+      <w:r>
+        <w:rPr>
+          <w:lang w:val="en-US"/>
+        </w:rPr>
+        <w:t>style</w:t>
+      </w:r>
+      <w:r>
+        <w:t xml:space="preserve"> === '</w:t>
+      </w:r>
+      <w:r>
+        <w:rPr>
+          <w:lang w:val="en-US"/>
+        </w:rPr>
+        <w:t>unordered</w:t>
+      </w:r>
+      <w:r>
+        <w:t>'}</w:t>
+      </w:r>
+    </w:p>
+    <w:p>
+      <w:pPr>
+        <w:ind w:firstLine="0"/>
+      </w:pPr>
+      <w:r>
+        <w:t>{#</w:t>
+      </w:r>
+      <w:r>
+        <w:rPr>
+          <w:lang w:val="en-US"/>
+        </w:rPr>
+        <w:t>style</w:t>
+      </w:r>
+      <w:r>
+        <w:t xml:space="preserve"> === '</w:t>
+      </w:r>
+      <w:r>
+        <w:rPr>
+          <w:lang w:val="en-US"/>
+        </w:rPr>
+        <w:t>lettered</w:t>
+      </w:r>
+      <w:r>
+        <w:t>'}</w:t>
+      </w:r>
+    </w:p>
+    <w:p>
+      <w:pPr>
+        <w:ind w:firstLine="0"/>
+      </w:pPr>
+      <w:r>
+        <w:t>{#</w:t>
+      </w:r>
+      <w:r>
+        <w:rPr>
+          <w:lang w:val="en-US"/>
+        </w:rPr>
+        <w:t>items</w:t>
+      </w:r>
+      <w:r>
+        <w:t>}</w:t>
+      </w:r>
+    </w:p>
+    <w:p>
+      <w:pPr>
+        <w:pStyle w:val="a7"/>
+        <w:numPr>
+          <w:ilvl w:val="0"/>
+          <w:numId w:val="4"/>
+        </w:numPr>
+        <w:ind w:left="0" w:firstLine="567"/>
+      </w:pPr>
+      <w:r>
+        <w:t>{</w:t>
+      </w:r>
+      <w:r>
+        <w:rPr>
+          <w:lang w:val="en-US"/>
+        </w:rPr>
+        <w:t>text</w:t>
+      </w:r>
+      <w:r>
+        <w:t>}</w:t>
+      </w:r>
+    </w:p>
+    <w:p>
+      <w:pPr>
+        <w:ind w:firstLine="0"/>
+      </w:pPr>
+      <w:r>
+        <w:t>{/</w:t>
+      </w:r>
+      <w:r>
+        <w:rPr>
+          <w:lang w:val="en-US"/>
+        </w:rPr>
+        <w:t>items</w:t>
+      </w:r>
+      <w:r>
+        <w:t>}</w:t>
+      </w:r>
+    </w:p>
+    <w:p>
+      <w:pPr>
+        <w:ind w:firstLine="0"/>
+      </w:pPr>
+      <w:r>
         <w:lastRenderedPageBreak/>
-        <w:t>{/style === 'lettered'}</w:t>
-      </w:r>
-    </w:p>
-    <w:p>
-      <w:pPr>
-        <w:ind w:firstLine="0"/>
-        <w:rPr>
-          <w:lang w:val="en-US"/>
-        </w:rPr>
-      </w:pPr>
-      <w:r>
-        <w:rPr>
-          <w:lang w:val="en-US"/>
-        </w:rPr>
         <w:t>{/</w:t>
       </w:r>
+      <w:r>
+        <w:rPr>
+          <w:lang w:val="en-US"/>
+        </w:rPr>
+        <w:t>style</w:t>
+      </w:r>
+      <w:r>
+        <w:t xml:space="preserve"> === '</w:t>
+      </w:r>
+      <w:r>
+        <w:rPr>
+          <w:lang w:val="en-US"/>
+        </w:rPr>
+        <w:t>lettered</w:t>
+      </w:r>
+      <w:r>
+        <w:t>'}</w:t>
+      </w:r>
+    </w:p>
+    <w:p>
+      <w:pPr>
+        <w:ind w:firstLine="0"/>
+      </w:pPr>
+      <w:r>
+        <w:t>{/</w:t>
+      </w:r>
       <w:proofErr w:type="spellStart"/>
       <w:r>
         <w:rPr>
@@ -1271,38 +1317,34 @@
       </w:r>
       <w:proofErr w:type="spellEnd"/>
       <w:r>
-        <w:rPr>
-          <w:lang w:val="en-US"/>
-        </w:rPr>
         <w:t>}</w:t>
       </w:r>
     </w:p>
     <w:p>
       <w:pPr>
         <w:ind w:firstLine="0"/>
-        <w:rPr>
-          <w:lang w:val="en-US"/>
-        </w:rPr>
-      </w:pPr>
-      <w:r>
-        <w:rPr>
-          <w:lang w:val="en-US"/>
-        </w:rPr>
-        <w:t>{#isImage}</w:t>
+      </w:pPr>
+      <w:r>
+        <w:t>{#</w:t>
+      </w:r>
+      <w:proofErr w:type="spellStart"/>
+      <w:r>
+        <w:rPr>
+          <w:lang w:val="en-US"/>
+        </w:rPr>
+        <w:t>isImage</w:t>
+      </w:r>
+      <w:proofErr w:type="spellEnd"/>
+      <w:r>
+        <w:t>}</w:t>
       </w:r>
     </w:p>
     <w:p>
       <w:pPr>
         <w:ind w:firstLine="0"/>
         <w:jc w:val="center"/>
-        <w:rPr>
-          <w:lang w:val="en-US"/>
-        </w:rPr>
-      </w:pPr>
-      <w:r>
-        <w:rPr>
-          <w:lang w:val="en-US"/>
-        </w:rPr>
+      </w:pPr>
+      <w:r>
         <w:t>{%</w:t>
       </w:r>
       <w:proofErr w:type="spellStart"/>
@@ -1314,39 +1356,42 @@
       </w:r>
       <w:proofErr w:type="spellEnd"/>
       <w:r>
-        <w:rPr>
-          <w:lang w:val="en-US"/>
-        </w:rPr>
         <w:t>}</w:t>
       </w:r>
     </w:p>
     <w:p>
       <w:pPr>
         <w:pStyle w:val="a5"/>
-      </w:pPr>
-      <w:r>
-        <w:t>{caption}</w:t>
+        <w:rPr>
+          <w:lang w:val="ru-RU"/>
+        </w:rPr>
+      </w:pPr>
+      <w:r>
+        <w:rPr>
+          <w:lang w:val="ru-RU"/>
+        </w:rPr>
+        <w:t>{</w:t>
+      </w:r>
+      <w:r>
+        <w:t>caption</w:t>
+      </w:r>
+      <w:r>
+        <w:rPr>
+          <w:lang w:val="ru-RU"/>
+        </w:rPr>
+        <w:t>}</w:t>
       </w:r>
     </w:p>
     <w:p>
       <w:pPr>
         <w:pStyle w:val="a3"/>
-        <w:rPr>
-          <w:lang w:val="en-US"/>
-        </w:rPr>
-      </w:pPr>
-    </w:p>
-    <w:p>
-      <w:pPr>
-        <w:ind w:firstLine="0"/>
-        <w:rPr>
-          <w:lang w:val="en-US"/>
-        </w:rPr>
-      </w:pPr>
-      <w:r>
-        <w:rPr>
-          <w:lang w:val="en-US"/>
-        </w:rPr>
+      </w:pPr>
+    </w:p>
+    <w:p>
+      <w:pPr>
+        <w:ind w:firstLine="0"/>
+      </w:pPr>
+      <w:r>
         <w:t>{/</w:t>
       </w:r>
       <w:proofErr w:type="spellStart"/>
@@ -1358,24 +1403,24 @@
       </w:r>
       <w:proofErr w:type="spellEnd"/>
       <w:r>
-        <w:rPr>
-          <w:lang w:val="en-US"/>
-        </w:rPr>
         <w:t>}</w:t>
       </w:r>
     </w:p>
     <w:p>
       <w:pPr>
         <w:ind w:firstLine="0"/>
-        <w:rPr>
-          <w:lang w:val="en-US"/>
-        </w:rPr>
-      </w:pPr>
-      <w:r>
-        <w:rPr>
-          <w:lang w:val="en-US"/>
-        </w:rPr>
-        <w:t>{/content}</w:t>
+      </w:pPr>
+      <w:r>
+        <w:t>{/</w:t>
+      </w:r>
+      <w:r>
+        <w:rPr>
+          <w:lang w:val="en-US"/>
+        </w:rPr>
+        <w:t>content</w:t>
+      </w:r>
+      <w:r>
+        <w:t>}</w:t>
       </w:r>
     </w:p>
     <w:sectPr>
@@ -1392,6 +1437,208 @@
 <file path=word/numbering.xml><?xml version="1.0" encoding="utf-8"?>
 <w:numbering xmlns:wpc="http://schemas.microsoft.com/office/word/2010/wordprocessingCanvas" xmlns:cx="http://schemas.microsoft.com/office/drawing/2014/chartex" xmlns:cx1="http://schemas.microsoft.com/office/drawing/2015/9/8/chartex" xmlns:cx2="http://schemas.microsoft.com/office/drawing/2015/10/21/chartex" xmlns:cx3="http://schemas.microsoft.com/office/drawing/2016/5/9/chartex" xmlns:cx4="http://schemas.microsoft.com/office/drawing/2016/5/10/chartex" xmlns:cx5="http://schemas.microsoft.com/office/drawing/2016/5/11/chartex" xmlns:cx6="http://schemas.microsoft.com/office/drawing/2016/5/12/chartex" xmlns:cx7="http://schemas.microsoft.com/office/drawing/2016/5/13/chartex" xmlns:cx8="http://schemas.microsoft.com/office/drawing/2016/5/14/chartex" xmlns:mc="http://schemas.openxmlformats.org/markup-compatibility/2006" xmlns:aink="http://schemas.microsoft.com/office/drawing/2016/ink" xmlns:am3d="http://schemas.microsoft.com/office/drawing/2017/model3d" xmlns:o="urn:schemas-microsoft-com:office:office" xmlns:oel="http://schemas.microsoft.com/office/2019/extlst" xmlns:r="http://schemas.openxmlformats.org/officeDocument/2006/relationships" xmlns:m="http://schemas.openxmlformats.org/officeDocument/2006/math" xmlns:v="urn:schemas-microsoft-com:vml" xmlns:wp14="http://schemas.microsoft.com/office/word/2010/wordprocessingDrawing" xmlns:wp="http://schemas.openxmlformats.org/drawingml/2006/wordprocessingDrawing" xmlns:w10="urn:schemas-microsoft-com:office:word" xmlns:w="http://schemas.openxmlformats.org/wordprocessingml/2006/main" xmlns:w14="http://schemas.microsoft.com/office/word/2010/wordml" xmlns:w15="http://schemas.microsoft.com/office/word/2012/wordml" xmlns:w16cex="http://schemas.microsoft.com/office/word/2018/wordml/cex" xmlns:w16cid="http://schemas.microsoft.com/office/word/2016/wordml/cid" xmlns:w16="http://schemas.microsoft.com/office/word/2018/wordml" xmlns:w16du="http://schemas.microsoft.com/office/word/2023/wordml/word16du" xmlns:w16sdtdh="http://schemas.microsoft.com/office/word/2020/wordml/sdtdatahash" xmlns:w16sdtfl="http://schemas.microsoft.com/office/word/2024/wordml/sdtformatlock" xmlns:w16se="http://schemas.microsoft.com/office/word/2015/wordml/symex" xmlns:wpg="http://schemas.microsoft.com/office/word/2010/wordprocessingGroup" xmlns:wpi="http://schemas.microsoft.com/office/word/2010/wordprocessingInk" xmlns:wne="http://schemas.microsoft.com/office/word/2006/wordml" xmlns:wps="http://schemas.microsoft.com/office/word/2010/wordprocessingShape" mc:Ignorable="w14 w15 w16se w16cid w16 w16cex w16sdtdh w16sdtfl w16du wp14">
   <w:abstractNum w:abstractNumId="0" w15:restartNumberingAfterBreak="0">
+    <w:nsid w:val="25794873"/>
+    <w:multiLevelType w:val="hybridMultilevel"/>
+    <w:tmpl w:val="F3FEF71C"/>
+    <w:lvl w:ilvl="0" w:tplc="0419000F">
+      <w:start w:val="1"/>
+      <w:numFmt w:val="decimal"/>
+      <w:lvlText w:val="%1."/>
+      <w:lvlJc w:val="left"/>
+      <w:pPr>
+        <w:ind w:left="1070" w:hanging="360"/>
+      </w:pPr>
+      <w:rPr>
+        <w:rFonts w:hint="default"/>
+      </w:rPr>
+    </w:lvl>
+    <w:lvl w:ilvl="1" w:tplc="FFFFFFFF" w:tentative="1">
+      <w:start w:val="1"/>
+      <w:numFmt w:val="bullet"/>
+      <w:lvlText w:val="o"/>
+      <w:lvlJc w:val="left"/>
+      <w:pPr>
+        <w:ind w:left="1790" w:hanging="360"/>
+      </w:pPr>
+      <w:rPr>
+        <w:rFonts w:ascii="Courier New" w:hAnsi="Courier New" w:cs="Courier New" w:hint="default"/>
+      </w:rPr>
+    </w:lvl>
+    <w:lvl w:ilvl="2" w:tplc="FFFFFFFF" w:tentative="1">
+      <w:start w:val="1"/>
+      <w:numFmt w:val="bullet"/>
+      <w:lvlText w:val=""/>
+      <w:lvlJc w:val="left"/>
+      <w:pPr>
+        <w:ind w:left="2510" w:hanging="360"/>
+      </w:pPr>
+      <w:rPr>
+        <w:rFonts w:ascii="Wingdings" w:hAnsi="Wingdings" w:hint="default"/>
+      </w:rPr>
+    </w:lvl>
+    <w:lvl w:ilvl="3" w:tplc="FFFFFFFF" w:tentative="1">
+      <w:start w:val="1"/>
+      <w:numFmt w:val="bullet"/>
+      <w:lvlText w:val=""/>
+      <w:lvlJc w:val="left"/>
+      <w:pPr>
+        <w:ind w:left="3230" w:hanging="360"/>
+      </w:pPr>
+      <w:rPr>
+        <w:rFonts w:ascii="Symbol" w:hAnsi="Symbol" w:hint="default"/>
+      </w:rPr>
+    </w:lvl>
+    <w:lvl w:ilvl="4" w:tplc="FFFFFFFF" w:tentative="1">
+      <w:start w:val="1"/>
+      <w:numFmt w:val="bullet"/>
+      <w:lvlText w:val="o"/>
+      <w:lvlJc w:val="left"/>
+      <w:pPr>
+        <w:ind w:left="3950" w:hanging="360"/>
+      </w:pPr>
+      <w:rPr>
+        <w:rFonts w:ascii="Courier New" w:hAnsi="Courier New" w:cs="Courier New" w:hint="default"/>
+      </w:rPr>
+    </w:lvl>
+    <w:lvl w:ilvl="5" w:tplc="FFFFFFFF" w:tentative="1">
+      <w:start w:val="1"/>
+      <w:numFmt w:val="bullet"/>
+      <w:lvlText w:val=""/>
+      <w:lvlJc w:val="left"/>
+      <w:pPr>
+        <w:ind w:left="4670" w:hanging="360"/>
+      </w:pPr>
+      <w:rPr>
+        <w:rFonts w:ascii="Wingdings" w:hAnsi="Wingdings" w:hint="default"/>
+      </w:rPr>
+    </w:lvl>
+    <w:lvl w:ilvl="6" w:tplc="FFFFFFFF" w:tentative="1">
+      <w:start w:val="1"/>
+      <w:numFmt w:val="bullet"/>
+      <w:lvlText w:val=""/>
+      <w:lvlJc w:val="left"/>
+      <w:pPr>
+        <w:ind w:left="5390" w:hanging="360"/>
+      </w:pPr>
+      <w:rPr>
+        <w:rFonts w:ascii="Symbol" w:hAnsi="Symbol" w:hint="default"/>
+      </w:rPr>
+    </w:lvl>
+    <w:lvl w:ilvl="7" w:tplc="FFFFFFFF" w:tentative="1">
+      <w:start w:val="1"/>
+      <w:numFmt w:val="bullet"/>
+      <w:lvlText w:val="o"/>
+      <w:lvlJc w:val="left"/>
+      <w:pPr>
+        <w:ind w:left="6110" w:hanging="360"/>
+      </w:pPr>
+      <w:rPr>
+        <w:rFonts w:ascii="Courier New" w:hAnsi="Courier New" w:cs="Courier New" w:hint="default"/>
+      </w:rPr>
+    </w:lvl>
+    <w:lvl w:ilvl="8" w:tplc="FFFFFFFF" w:tentative="1">
+      <w:start w:val="1"/>
+      <w:numFmt w:val="bullet"/>
+      <w:lvlText w:val=""/>
+      <w:lvlJc w:val="left"/>
+      <w:pPr>
+        <w:ind w:left="6830" w:hanging="360"/>
+      </w:pPr>
+      <w:rPr>
+        <w:rFonts w:ascii="Wingdings" w:hAnsi="Wingdings" w:hint="default"/>
+      </w:rPr>
+    </w:lvl>
+  </w:abstractNum>
+  <w:abstractNum w:abstractNumId="1" w15:restartNumberingAfterBreak="0">
+    <w:nsid w:val="3A644B92"/>
+    <w:multiLevelType w:val="hybridMultilevel"/>
+    <w:tmpl w:val="D1C4F87A"/>
+    <w:lvl w:ilvl="0" w:tplc="B3AC6EA6">
+      <w:start w:val="1"/>
+      <w:numFmt w:val="russianLower"/>
+      <w:lvlText w:val="%1)"/>
+      <w:lvlJc w:val="left"/>
+      <w:pPr>
+        <w:ind w:left="1287" w:hanging="360"/>
+      </w:pPr>
+      <w:rPr>
+        <w:rFonts w:hint="default"/>
+      </w:rPr>
+    </w:lvl>
+    <w:lvl w:ilvl="1" w:tplc="04190019" w:tentative="1">
+      <w:start w:val="1"/>
+      <w:numFmt w:val="lowerLetter"/>
+      <w:lvlText w:val="%2."/>
+      <w:lvlJc w:val="left"/>
+      <w:pPr>
+        <w:ind w:left="2007" w:hanging="360"/>
+      </w:pPr>
+    </w:lvl>
+    <w:lvl w:ilvl="2" w:tplc="0419001B" w:tentative="1">
+      <w:start w:val="1"/>
+      <w:numFmt w:val="lowerRoman"/>
+      <w:lvlText w:val="%3."/>
+      <w:lvlJc w:val="right"/>
+      <w:pPr>
+        <w:ind w:left="2727" w:hanging="180"/>
+      </w:pPr>
+    </w:lvl>
+    <w:lvl w:ilvl="3" w:tplc="0419000F" w:tentative="1">
+      <w:start w:val="1"/>
+      <w:numFmt w:val="decimal"/>
+      <w:lvlText w:val="%4."/>
+      <w:lvlJc w:val="left"/>
+      <w:pPr>
+        <w:ind w:left="3447" w:hanging="360"/>
+      </w:pPr>
+    </w:lvl>
+    <w:lvl w:ilvl="4" w:tplc="04190019" w:tentative="1">
+      <w:start w:val="1"/>
+      <w:numFmt w:val="lowerLetter"/>
+      <w:lvlText w:val="%5."/>
+      <w:lvlJc w:val="left"/>
+      <w:pPr>
+        <w:ind w:left="4167" w:hanging="360"/>
+      </w:pPr>
+    </w:lvl>
+    <w:lvl w:ilvl="5" w:tplc="0419001B" w:tentative="1">
+      <w:start w:val="1"/>
+      <w:numFmt w:val="lowerRoman"/>
+      <w:lvlText w:val="%6."/>
+      <w:lvlJc w:val="right"/>
+      <w:pPr>
+        <w:ind w:left="4887" w:hanging="180"/>
+      </w:pPr>
+    </w:lvl>
+    <w:lvl w:ilvl="6" w:tplc="0419000F" w:tentative="1">
+      <w:start w:val="1"/>
+      <w:numFmt w:val="decimal"/>
+      <w:lvlText w:val="%7."/>
+      <w:lvlJc w:val="left"/>
+      <w:pPr>
+        <w:ind w:left="5607" w:hanging="360"/>
+      </w:pPr>
+    </w:lvl>
+    <w:lvl w:ilvl="7" w:tplc="04190019" w:tentative="1">
+      <w:start w:val="1"/>
+      <w:numFmt w:val="lowerLetter"/>
+      <w:lvlText w:val="%8."/>
+      <w:lvlJc w:val="left"/>
+      <w:pPr>
+        <w:ind w:left="6327" w:hanging="360"/>
+      </w:pPr>
+    </w:lvl>
+    <w:lvl w:ilvl="8" w:tplc="0419001B" w:tentative="1">
+      <w:start w:val="1"/>
+      <w:numFmt w:val="lowerRoman"/>
+      <w:lvlText w:val="%9."/>
+      <w:lvlJc w:val="right"/>
+      <w:pPr>
+        <w:ind w:left="7047" w:hanging="180"/>
+      </w:pPr>
+    </w:lvl>
+  </w:abstractNum>
+  <w:abstractNum w:abstractNumId="2" w15:restartNumberingAfterBreak="0">
     <w:nsid w:val="67C36050"/>
     <w:multiLevelType w:val="hybridMultilevel"/>
     <w:tmpl w:val="41DACDBE"/>
@@ -1504,7 +1751,7 @@
       </w:rPr>
     </w:lvl>
   </w:abstractNum>
-  <w:abstractNum w:abstractNumId="1" w15:restartNumberingAfterBreak="0">
+  <w:abstractNum w:abstractNumId="3" w15:restartNumberingAfterBreak="0">
     <w:nsid w:val="6EC268B7"/>
     <w:multiLevelType w:val="multilevel"/>
     <w:tmpl w:val="FF9478FC"/>
@@ -1654,10 +1901,16 @@
     </w:lvl>
   </w:abstractNum>
   <w:num w:numId="1" w16cid:durableId="1929346546">
-    <w:abstractNumId w:val="1"/>
+    <w:abstractNumId w:val="3"/>
   </w:num>
   <w:num w:numId="2" w16cid:durableId="1995328175">
+    <w:abstractNumId w:val="2"/>
+  </w:num>
+  <w:num w:numId="3" w16cid:durableId="671838018">
     <w:abstractNumId w:val="0"/>
+  </w:num>
+  <w:num w:numId="4" w16cid:durableId="2069061969">
+    <w:abstractNumId w:val="1"/>
   </w:num>
 </w:numbering>
 </file>
